--- a/docs/exemples/conseil/05-rapport-d-audit.docx
+++ b/docs/exemples/conseil/05-rapport-d-audit.docx
@@ -5341,6 +5341,526 @@
           <w:color w:val="0C2317"/>
           <w:sz w:val="21"/>
         </w:rPr>
+        <w:t>5.3bis Traitement des risques (propriétaire, résiduel, décision)</w:t>
+      </w:r>
+    </w:p>
+    <w:tbl>
+      <w:tblPr>
+        <w:tblW w:type="auto" w:w="0"/>
+        <w:jc w:val="left"/>
+        <w:tblLayout w:type="fixed"/>
+        <w:tblLook w:firstColumn="1" w:firstRow="1" w:lastColumn="0" w:lastRow="0" w:noHBand="0" w:noVBand="1" w:val="04A0"/>
+      </w:tblPr>
+      <w:tblGrid>
+        <w:gridCol w:w="1243"/>
+        <w:gridCol w:w="2664"/>
+        <w:gridCol w:w="1776"/>
+        <w:gridCol w:w="1953"/>
+        <w:gridCol w:w="1776"/>
+      </w:tblGrid>
+      <w:tr>
+        <w:tc>
+          <w:tcPr>
+            <w:tcW w:type="dxa" w:w="1243"/>
+            <w:shd w:val="clear" w:color="auto" w:fill="F2FBF7"/>
+            <w:tcBorders>
+              <w:bottom w:val="single" w:sz="6" w:space="0" w:color="C9DBD3"/>
+            </w:tcBorders>
+          </w:tcPr>
+          <w:p>
+            <w:r>
+              <w:rPr>
+                <w:b/>
+                <w:i w:val="0"/>
+                <w:color w:val="0C2317"/>
+                <w:sz w:val="16"/>
+              </w:rPr>
+              <w:t>ID</w:t>
+            </w:r>
+          </w:p>
+        </w:tc>
+        <w:tc>
+          <w:tcPr>
+            <w:tcW w:type="dxa" w:w="2664"/>
+            <w:shd w:val="clear" w:color="auto" w:fill="F2FBF7"/>
+            <w:tcBorders>
+              <w:bottom w:val="single" w:sz="6" w:space="0" w:color="C9DBD3"/>
+            </w:tcBorders>
+          </w:tcPr>
+          <w:p>
+            <w:r>
+              <w:rPr>
+                <w:b/>
+                <w:i w:val="0"/>
+                <w:color w:val="0C2317"/>
+                <w:sz w:val="16"/>
+              </w:rPr>
+              <w:t>Propriétaire</w:t>
+            </w:r>
+          </w:p>
+        </w:tc>
+        <w:tc>
+          <w:tcPr>
+            <w:tcW w:type="dxa" w:w="1776"/>
+            <w:shd w:val="clear" w:color="auto" w:fill="F2FBF7"/>
+            <w:tcBorders>
+              <w:bottom w:val="single" w:sz="6" w:space="0" w:color="C9DBD3"/>
+            </w:tcBorders>
+          </w:tcPr>
+          <w:p>
+            <w:r>
+              <w:rPr>
+                <w:b/>
+                <w:i w:val="0"/>
+                <w:color w:val="0C2317"/>
+                <w:sz w:val="16"/>
+              </w:rPr>
+              <w:t>Résiduel (G/V)</w:t>
+            </w:r>
+          </w:p>
+        </w:tc>
+        <w:tc>
+          <w:tcPr>
+            <w:tcW w:type="dxa" w:w="1953"/>
+            <w:shd w:val="clear" w:color="auto" w:fill="F2FBF7"/>
+            <w:tcBorders>
+              <w:bottom w:val="single" w:sz="6" w:space="0" w:color="C9DBD3"/>
+            </w:tcBorders>
+          </w:tcPr>
+          <w:p>
+            <w:r>
+              <w:rPr>
+                <w:b/>
+                <w:i w:val="0"/>
+                <w:color w:val="0C2317"/>
+                <w:sz w:val="16"/>
+              </w:rPr>
+              <w:t>Stratégie</w:t>
+            </w:r>
+          </w:p>
+        </w:tc>
+        <w:tc>
+          <w:tcPr>
+            <w:tcW w:type="dxa" w:w="1776"/>
+            <w:shd w:val="clear" w:color="auto" w:fill="F2FBF7"/>
+            <w:tcBorders>
+              <w:bottom w:val="single" w:sz="6" w:space="0" w:color="C9DBD3"/>
+            </w:tcBorders>
+          </w:tcPr>
+          <w:p>
+            <w:r>
+              <w:rPr>
+                <w:b/>
+                <w:i w:val="0"/>
+                <w:color w:val="0C2317"/>
+                <w:sz w:val="16"/>
+              </w:rPr>
+              <w:t>Statut</w:t>
+            </w:r>
+          </w:p>
+        </w:tc>
+      </w:tr>
+      <w:tr>
+        <w:tc>
+          <w:tcPr>
+            <w:tcW w:type="dxa" w:w="1243"/>
+            <w:tcBorders>
+              <w:bottom w:val="single" w:sz="4" w:space="0" w:color="DFE7E3"/>
+            </w:tcBorders>
+          </w:tcPr>
+          <w:p>
+            <w:r>
+              <w:rPr>
+                <w:b w:val="0"/>
+                <w:i w:val="0"/>
+                <w:color w:val="33403B"/>
+                <w:sz w:val="18"/>
+              </w:rPr>
+              <w:t>SO-01</w:t>
+            </w:r>
+          </w:p>
+        </w:tc>
+        <w:tc>
+          <w:tcPr>
+            <w:tcW w:type="dxa" w:w="2664"/>
+            <w:tcBorders>
+              <w:bottom w:val="single" w:sz="4" w:space="0" w:color="DFE7E3"/>
+            </w:tcBorders>
+          </w:tcPr>
+          <w:p>
+            <w:r>
+              <w:rPr>
+                <w:b w:val="0"/>
+                <w:i w:val="0"/>
+                <w:color w:val="33403B"/>
+                <w:sz w:val="18"/>
+              </w:rPr>
+              <w:t>RSSI</w:t>
+            </w:r>
+          </w:p>
+        </w:tc>
+        <w:tc>
+          <w:tcPr>
+            <w:tcW w:type="dxa" w:w="1776"/>
+            <w:tcBorders>
+              <w:bottom w:val="single" w:sz="4" w:space="0" w:color="DFE7E3"/>
+            </w:tcBorders>
+          </w:tcPr>
+          <w:p>
+            <w:r>
+              <w:rPr>
+                <w:b w:val="0"/>
+                <w:i w:val="0"/>
+                <w:color w:val="33403B"/>
+                <w:sz w:val="18"/>
+              </w:rPr>
+              <w:t>3/2</w:t>
+            </w:r>
+          </w:p>
+        </w:tc>
+        <w:tc>
+          <w:tcPr>
+            <w:tcW w:type="dxa" w:w="1953"/>
+            <w:tcBorders>
+              <w:bottom w:val="single" w:sz="4" w:space="0" w:color="DFE7E3"/>
+            </w:tcBorders>
+          </w:tcPr>
+          <w:p>
+            <w:r>
+              <w:rPr>
+                <w:b w:val="0"/>
+                <w:i w:val="0"/>
+                <w:color w:val="33403B"/>
+                <w:sz w:val="18"/>
+              </w:rPr>
+              <w:t>Réduire</w:t>
+            </w:r>
+          </w:p>
+        </w:tc>
+        <w:tc>
+          <w:tcPr>
+            <w:tcW w:type="dxa" w:w="1776"/>
+            <w:tcBorders>
+              <w:bottom w:val="single" w:sz="4" w:space="0" w:color="DFE7E3"/>
+            </w:tcBorders>
+          </w:tcPr>
+          <w:p>
+            <w:r>
+              <w:rPr>
+                <w:b w:val="0"/>
+                <w:i w:val="0"/>
+                <w:color w:val="33403B"/>
+                <w:sz w:val="18"/>
+              </w:rPr>
+              <w:t>En traitement</w:t>
+            </w:r>
+          </w:p>
+        </w:tc>
+      </w:tr>
+      <w:tr>
+        <w:tc>
+          <w:tcPr>
+            <w:tcW w:type="dxa" w:w="1243"/>
+            <w:tcBorders>
+              <w:bottom w:val="single" w:sz="4" w:space="0" w:color="DFE7E3"/>
+            </w:tcBorders>
+          </w:tcPr>
+          <w:p>
+            <w:r>
+              <w:rPr>
+                <w:b w:val="0"/>
+                <w:i w:val="0"/>
+                <w:color w:val="33403B"/>
+                <w:sz w:val="18"/>
+              </w:rPr>
+              <w:t>SO-02</w:t>
+            </w:r>
+          </w:p>
+        </w:tc>
+        <w:tc>
+          <w:tcPr>
+            <w:tcW w:type="dxa" w:w="2664"/>
+            <w:tcBorders>
+              <w:bottom w:val="single" w:sz="4" w:space="0" w:color="DFE7E3"/>
+            </w:tcBorders>
+          </w:tcPr>
+          <w:p>
+            <w:r>
+              <w:rPr>
+                <w:b w:val="0"/>
+                <w:i w:val="0"/>
+                <w:color w:val="33403B"/>
+                <w:sz w:val="18"/>
+              </w:rPr>
+              <w:t>DSI</w:t>
+            </w:r>
+          </w:p>
+        </w:tc>
+        <w:tc>
+          <w:tcPr>
+            <w:tcW w:type="dxa" w:w="1776"/>
+            <w:tcBorders>
+              <w:bottom w:val="single" w:sz="4" w:space="0" w:color="DFE7E3"/>
+            </w:tcBorders>
+          </w:tcPr>
+          <w:p>
+            <w:r>
+              <w:rPr>
+                <w:b w:val="0"/>
+                <w:i w:val="0"/>
+                <w:color w:val="33403B"/>
+                <w:sz w:val="18"/>
+              </w:rPr>
+              <w:t>3/1</w:t>
+            </w:r>
+          </w:p>
+        </w:tc>
+        <w:tc>
+          <w:tcPr>
+            <w:tcW w:type="dxa" w:w="1953"/>
+            <w:tcBorders>
+              <w:bottom w:val="single" w:sz="4" w:space="0" w:color="DFE7E3"/>
+            </w:tcBorders>
+          </w:tcPr>
+          <w:p>
+            <w:r>
+              <w:rPr>
+                <w:b w:val="0"/>
+                <w:i w:val="0"/>
+                <w:color w:val="33403B"/>
+                <w:sz w:val="18"/>
+              </w:rPr>
+              <w:t>Réduire</w:t>
+            </w:r>
+          </w:p>
+        </w:tc>
+        <w:tc>
+          <w:tcPr>
+            <w:tcW w:type="dxa" w:w="1776"/>
+            <w:tcBorders>
+              <w:bottom w:val="single" w:sz="4" w:space="0" w:color="DFE7E3"/>
+            </w:tcBorders>
+          </w:tcPr>
+          <w:p>
+            <w:r>
+              <w:rPr>
+                <w:b w:val="0"/>
+                <w:i w:val="0"/>
+                <w:color w:val="33403B"/>
+                <w:sz w:val="18"/>
+              </w:rPr>
+              <w:t>Ouvert</w:t>
+            </w:r>
+          </w:p>
+        </w:tc>
+      </w:tr>
+      <w:tr>
+        <w:tc>
+          <w:tcPr>
+            <w:tcW w:type="dxa" w:w="1243"/>
+            <w:tcBorders>
+              <w:bottom w:val="single" w:sz="4" w:space="0" w:color="DFE7E3"/>
+            </w:tcBorders>
+          </w:tcPr>
+          <w:p>
+            <w:r>
+              <w:rPr>
+                <w:b w:val="0"/>
+                <w:i w:val="0"/>
+                <w:color w:val="33403B"/>
+                <w:sz w:val="18"/>
+              </w:rPr>
+              <w:t>SO-03</w:t>
+            </w:r>
+          </w:p>
+        </w:tc>
+        <w:tc>
+          <w:tcPr>
+            <w:tcW w:type="dxa" w:w="2664"/>
+            <w:tcBorders>
+              <w:bottom w:val="single" w:sz="4" w:space="0" w:color="DFE7E3"/>
+            </w:tcBorders>
+          </w:tcPr>
+          <w:p>
+            <w:r>
+              <w:rPr>
+                <w:b w:val="0"/>
+                <w:i w:val="0"/>
+                <w:color w:val="33403B"/>
+                <w:sz w:val="18"/>
+              </w:rPr>
+              <w:t>Direction R&amp;D</w:t>
+            </w:r>
+          </w:p>
+        </w:tc>
+        <w:tc>
+          <w:tcPr>
+            <w:tcW w:type="dxa" w:w="1776"/>
+            <w:tcBorders>
+              <w:bottom w:val="single" w:sz="4" w:space="0" w:color="DFE7E3"/>
+            </w:tcBorders>
+          </w:tcPr>
+          <w:p>
+            <w:r>
+              <w:rPr>
+                <w:b w:val="0"/>
+                <w:i w:val="0"/>
+                <w:color w:val="33403B"/>
+                <w:sz w:val="18"/>
+              </w:rPr>
+              <w:t>4/2</w:t>
+            </w:r>
+          </w:p>
+        </w:tc>
+        <w:tc>
+          <w:tcPr>
+            <w:tcW w:type="dxa" w:w="1953"/>
+            <w:tcBorders>
+              <w:bottom w:val="single" w:sz="4" w:space="0" w:color="DFE7E3"/>
+            </w:tcBorders>
+          </w:tcPr>
+          <w:p>
+            <w:r>
+              <w:rPr>
+                <w:b w:val="0"/>
+                <w:i w:val="0"/>
+                <w:color w:val="33403B"/>
+                <w:sz w:val="18"/>
+              </w:rPr>
+              <w:t>Réduire</w:t>
+            </w:r>
+          </w:p>
+        </w:tc>
+        <w:tc>
+          <w:tcPr>
+            <w:tcW w:type="dxa" w:w="1776"/>
+            <w:tcBorders>
+              <w:bottom w:val="single" w:sz="4" w:space="0" w:color="DFE7E3"/>
+            </w:tcBorders>
+          </w:tcPr>
+          <w:p>
+            <w:r>
+              <w:rPr>
+                <w:b w:val="0"/>
+                <w:i w:val="0"/>
+                <w:color w:val="33403B"/>
+                <w:sz w:val="18"/>
+              </w:rPr>
+              <w:t>Ouvert</w:t>
+            </w:r>
+          </w:p>
+        </w:tc>
+      </w:tr>
+      <w:tr>
+        <w:tc>
+          <w:tcPr>
+            <w:tcW w:type="dxa" w:w="1243"/>
+            <w:tcBorders>
+              <w:bottom w:val="single" w:sz="4" w:space="0" w:color="DFE7E3"/>
+            </w:tcBorders>
+          </w:tcPr>
+          <w:p>
+            <w:r>
+              <w:rPr>
+                <w:b w:val="0"/>
+                <w:i w:val="0"/>
+                <w:color w:val="33403B"/>
+                <w:sz w:val="18"/>
+              </w:rPr>
+              <w:t>SO-04</w:t>
+            </w:r>
+          </w:p>
+        </w:tc>
+        <w:tc>
+          <w:tcPr>
+            <w:tcW w:type="dxa" w:w="2664"/>
+            <w:tcBorders>
+              <w:bottom w:val="single" w:sz="4" w:space="0" w:color="DFE7E3"/>
+            </w:tcBorders>
+          </w:tcPr>
+          <w:p>
+            <w:r>
+              <w:rPr>
+                <w:b w:val="0"/>
+                <w:i w:val="0"/>
+                <w:color w:val="33403B"/>
+                <w:sz w:val="18"/>
+              </w:rPr>
+              <w:t>Responsable Sûreté</w:t>
+            </w:r>
+          </w:p>
+        </w:tc>
+        <w:tc>
+          <w:tcPr>
+            <w:tcW w:type="dxa" w:w="1776"/>
+            <w:tcBorders>
+              <w:bottom w:val="single" w:sz="4" w:space="0" w:color="DFE7E3"/>
+            </w:tcBorders>
+          </w:tcPr>
+          <w:p>
+            <w:r>
+              <w:rPr>
+                <w:b w:val="0"/>
+                <w:i w:val="0"/>
+                <w:color w:val="33403B"/>
+                <w:sz w:val="18"/>
+              </w:rPr>
+              <w:t>1/1</w:t>
+            </w:r>
+          </w:p>
+        </w:tc>
+        <w:tc>
+          <w:tcPr>
+            <w:tcW w:type="dxa" w:w="1953"/>
+            <w:tcBorders>
+              <w:bottom w:val="single" w:sz="4" w:space="0" w:color="DFE7E3"/>
+            </w:tcBorders>
+          </w:tcPr>
+          <w:p>
+            <w:r>
+              <w:rPr>
+                <w:b w:val="0"/>
+                <w:i w:val="0"/>
+                <w:color w:val="33403B"/>
+                <w:sz w:val="18"/>
+              </w:rPr>
+              <w:t>Accepter</w:t>
+            </w:r>
+          </w:p>
+        </w:tc>
+        <w:tc>
+          <w:tcPr>
+            <w:tcW w:type="dxa" w:w="1776"/>
+            <w:tcBorders>
+              <w:bottom w:val="single" w:sz="4" w:space="0" w:color="DFE7E3"/>
+            </w:tcBorders>
+          </w:tcPr>
+          <w:p>
+            <w:r>
+              <w:rPr>
+                <w:b w:val="0"/>
+                <w:i w:val="0"/>
+                <w:color w:val="33403B"/>
+                <w:sz w:val="18"/>
+              </w:rPr>
+              <w:t>Traité</w:t>
+            </w:r>
+          </w:p>
+        </w:tc>
+      </w:tr>
+    </w:tbl>
+    <w:p/>
+    <w:p>
+      <w:pPr>
+        <w:spacing w:before="200" w:after="40"/>
+      </w:pPr>
+      <w:r>
+        <w:rPr>
+          <w:b/>
+          <w:i w:val="0"/>
+          <w:color w:val="0C2317"/>
+          <w:sz w:val="21"/>
+        </w:rPr>
         <w:t>5.4 Cas réels versés au dossier</w:t>
       </w:r>
     </w:p>
@@ -7866,6 +8386,914 @@
                 <w:sz w:val="18"/>
               </w:rPr>
               <w:t>Mettre en place une revue trimestrielle des accès et un processus de départ salarié — traite SO-03.</w:t>
+            </w:r>
+          </w:p>
+        </w:tc>
+      </w:tr>
+    </w:tbl>
+    <w:p/>
+    <w:p>
+      <w:pPr>
+        <w:spacing w:before="200" w:after="40"/>
+      </w:pPr>
+      <w:r>
+        <w:rPr>
+          <w:b/>
+          <w:i w:val="0"/>
+          <w:color w:val="0C2317"/>
+          <w:sz w:val="21"/>
+        </w:rPr>
+        <w:t>11.1bis Pilotage (responsable, échéance, statut)</w:t>
+      </w:r>
+    </w:p>
+    <w:tbl>
+      <w:tblPr>
+        <w:tblW w:type="auto" w:w="0"/>
+        <w:jc w:val="left"/>
+        <w:tblLayout w:type="fixed"/>
+        <w:tblLook w:firstColumn="1" w:firstRow="1" w:lastColumn="0" w:lastRow="0" w:noHBand="0" w:noVBand="1" w:val="04A0"/>
+      </w:tblPr>
+      <w:tblGrid>
+        <w:gridCol w:w="1027"/>
+        <w:gridCol w:w="2396"/>
+        <w:gridCol w:w="1711"/>
+        <w:gridCol w:w="1711"/>
+        <w:gridCol w:w="2567"/>
+      </w:tblGrid>
+      <w:tr>
+        <w:tc>
+          <w:tcPr>
+            <w:tcW w:type="dxa" w:w="1027"/>
+            <w:shd w:val="clear" w:color="auto" w:fill="F2FBF7"/>
+            <w:tcBorders>
+              <w:bottom w:val="single" w:sz="6" w:space="0" w:color="C9DBD3"/>
+            </w:tcBorders>
+          </w:tcPr>
+          <w:p>
+            <w:r>
+              <w:rPr>
+                <w:b/>
+                <w:i w:val="0"/>
+                <w:color w:val="0C2317"/>
+                <w:sz w:val="16"/>
+              </w:rPr>
+              <w:t>ID</w:t>
+            </w:r>
+          </w:p>
+        </w:tc>
+        <w:tc>
+          <w:tcPr>
+            <w:tcW w:type="dxa" w:w="2396"/>
+            <w:shd w:val="clear" w:color="auto" w:fill="F2FBF7"/>
+            <w:tcBorders>
+              <w:bottom w:val="single" w:sz="6" w:space="0" w:color="C9DBD3"/>
+            </w:tcBorders>
+          </w:tcPr>
+          <w:p>
+            <w:r>
+              <w:rPr>
+                <w:b/>
+                <w:i w:val="0"/>
+                <w:color w:val="0C2317"/>
+                <w:sz w:val="16"/>
+              </w:rPr>
+              <w:t>Responsable</w:t>
+            </w:r>
+          </w:p>
+        </w:tc>
+        <w:tc>
+          <w:tcPr>
+            <w:tcW w:type="dxa" w:w="1711"/>
+            <w:shd w:val="clear" w:color="auto" w:fill="F2FBF7"/>
+            <w:tcBorders>
+              <w:bottom w:val="single" w:sz="6" w:space="0" w:color="C9DBD3"/>
+            </w:tcBorders>
+          </w:tcPr>
+          <w:p>
+            <w:r>
+              <w:rPr>
+                <w:b/>
+                <w:i w:val="0"/>
+                <w:color w:val="0C2317"/>
+                <w:sz w:val="16"/>
+              </w:rPr>
+              <w:t>Échéance</w:t>
+            </w:r>
+          </w:p>
+        </w:tc>
+        <w:tc>
+          <w:tcPr>
+            <w:tcW w:type="dxa" w:w="1711"/>
+            <w:shd w:val="clear" w:color="auto" w:fill="F2FBF7"/>
+            <w:tcBorders>
+              <w:bottom w:val="single" w:sz="6" w:space="0" w:color="C9DBD3"/>
+            </w:tcBorders>
+          </w:tcPr>
+          <w:p>
+            <w:r>
+              <w:rPr>
+                <w:b/>
+                <w:i w:val="0"/>
+                <w:color w:val="0C2317"/>
+                <w:sz w:val="16"/>
+              </w:rPr>
+              <w:t>Statut</w:t>
+            </w:r>
+          </w:p>
+        </w:tc>
+        <w:tc>
+          <w:tcPr>
+            <w:tcW w:type="dxa" w:w="2567"/>
+            <w:shd w:val="clear" w:color="auto" w:fill="F2FBF7"/>
+            <w:tcBorders>
+              <w:bottom w:val="single" w:sz="6" w:space="0" w:color="C9DBD3"/>
+            </w:tcBorders>
+          </w:tcPr>
+          <w:p>
+            <w:r>
+              <w:rPr>
+                <w:b/>
+                <w:i w:val="0"/>
+                <w:color w:val="0C2317"/>
+                <w:sz w:val="16"/>
+              </w:rPr>
+              <w:t>Coût estimé</w:t>
+            </w:r>
+          </w:p>
+        </w:tc>
+      </w:tr>
+      <w:tr>
+        <w:tc>
+          <w:tcPr>
+            <w:tcW w:type="dxa" w:w="1027"/>
+            <w:tcBorders>
+              <w:bottom w:val="single" w:sz="4" w:space="0" w:color="DFE7E3"/>
+            </w:tcBorders>
+          </w:tcPr>
+          <w:p>
+            <w:r>
+              <w:rPr>
+                <w:b w:val="0"/>
+                <w:i w:val="0"/>
+                <w:color w:val="33403B"/>
+                <w:sz w:val="18"/>
+              </w:rPr>
+              <w:t>REM-01</w:t>
+            </w:r>
+          </w:p>
+        </w:tc>
+        <w:tc>
+          <w:tcPr>
+            <w:tcW w:type="dxa" w:w="2396"/>
+            <w:tcBorders>
+              <w:bottom w:val="single" w:sz="4" w:space="0" w:color="DFE7E3"/>
+            </w:tcBorders>
+          </w:tcPr>
+          <w:p>
+            <w:r>
+              <w:rPr>
+                <w:b w:val="0"/>
+                <w:i w:val="0"/>
+                <w:color w:val="33403B"/>
+                <w:sz w:val="18"/>
+              </w:rPr>
+              <w:t>DSI</w:t>
+            </w:r>
+          </w:p>
+        </w:tc>
+        <w:tc>
+          <w:tcPr>
+            <w:tcW w:type="dxa" w:w="1711"/>
+            <w:tcBorders>
+              <w:bottom w:val="single" w:sz="4" w:space="0" w:color="DFE7E3"/>
+            </w:tcBorders>
+          </w:tcPr>
+          <w:p>
+            <w:r>
+              <w:rPr>
+                <w:b w:val="0"/>
+                <w:i w:val="0"/>
+                <w:color w:val="33403B"/>
+                <w:sz w:val="18"/>
+              </w:rPr>
+              <w:t>2026-09-30</w:t>
+            </w:r>
+          </w:p>
+        </w:tc>
+        <w:tc>
+          <w:tcPr>
+            <w:tcW w:type="dxa" w:w="1711"/>
+            <w:tcBorders>
+              <w:bottom w:val="single" w:sz="4" w:space="0" w:color="DFE7E3"/>
+            </w:tcBorders>
+          </w:tcPr>
+          <w:p>
+            <w:r>
+              <w:rPr>
+                <w:b w:val="0"/>
+                <w:i w:val="0"/>
+                <w:color w:val="33403B"/>
+                <w:sz w:val="18"/>
+              </w:rPr>
+              <w:t>En cours</w:t>
+            </w:r>
+          </w:p>
+        </w:tc>
+        <w:tc>
+          <w:tcPr>
+            <w:tcW w:type="dxa" w:w="2567"/>
+            <w:tcBorders>
+              <w:bottom w:val="single" w:sz="4" w:space="0" w:color="DFE7E3"/>
+            </w:tcBorders>
+          </w:tcPr>
+          <w:p>
+            <w:r>
+              <w:rPr>
+                <w:b w:val="0"/>
+                <w:i w:val="0"/>
+                <w:color w:val="33403B"/>
+                <w:sz w:val="18"/>
+              </w:rPr>
+              <w:t>Moyen</w:t>
+            </w:r>
+          </w:p>
+        </w:tc>
+      </w:tr>
+      <w:tr>
+        <w:tc>
+          <w:tcPr>
+            <w:tcW w:type="dxa" w:w="1027"/>
+            <w:tcBorders>
+              <w:bottom w:val="single" w:sz="4" w:space="0" w:color="DFE7E3"/>
+            </w:tcBorders>
+          </w:tcPr>
+          <w:p>
+            <w:r>
+              <w:rPr>
+                <w:b w:val="0"/>
+                <w:i w:val="0"/>
+                <w:color w:val="33403B"/>
+                <w:sz w:val="18"/>
+              </w:rPr>
+              <w:t>REM-02</w:t>
+            </w:r>
+          </w:p>
+        </w:tc>
+        <w:tc>
+          <w:tcPr>
+            <w:tcW w:type="dxa" w:w="2396"/>
+            <w:tcBorders>
+              <w:bottom w:val="single" w:sz="4" w:space="0" w:color="DFE7E3"/>
+            </w:tcBorders>
+          </w:tcPr>
+          <w:p>
+            <w:r>
+              <w:rPr>
+                <w:b w:val="0"/>
+                <w:i w:val="0"/>
+                <w:color w:val="33403B"/>
+                <w:sz w:val="18"/>
+              </w:rPr>
+              <w:t>DSI</w:t>
+            </w:r>
+          </w:p>
+        </w:tc>
+        <w:tc>
+          <w:tcPr>
+            <w:tcW w:type="dxa" w:w="1711"/>
+            <w:tcBorders>
+              <w:bottom w:val="single" w:sz="4" w:space="0" w:color="DFE7E3"/>
+            </w:tcBorders>
+          </w:tcPr>
+          <w:p>
+            <w:r>
+              <w:rPr>
+                <w:b w:val="0"/>
+                <w:i w:val="0"/>
+                <w:color w:val="33403B"/>
+                <w:sz w:val="18"/>
+              </w:rPr>
+              <w:t>2026-09-15</w:t>
+            </w:r>
+          </w:p>
+        </w:tc>
+        <w:tc>
+          <w:tcPr>
+            <w:tcW w:type="dxa" w:w="1711"/>
+            <w:tcBorders>
+              <w:bottom w:val="single" w:sz="4" w:space="0" w:color="DFE7E3"/>
+            </w:tcBorders>
+          </w:tcPr>
+          <w:p>
+            <w:r>
+              <w:rPr>
+                <w:b w:val="0"/>
+                <w:i w:val="0"/>
+                <w:color w:val="33403B"/>
+                <w:sz w:val="18"/>
+              </w:rPr>
+              <w:t>Fait</w:t>
+            </w:r>
+          </w:p>
+        </w:tc>
+        <w:tc>
+          <w:tcPr>
+            <w:tcW w:type="dxa" w:w="2567"/>
+            <w:tcBorders>
+              <w:bottom w:val="single" w:sz="4" w:space="0" w:color="DFE7E3"/>
+            </w:tcBorders>
+          </w:tcPr>
+          <w:p>
+            <w:r>
+              <w:rPr>
+                <w:b w:val="0"/>
+                <w:i w:val="0"/>
+                <w:color w:val="33403B"/>
+                <w:sz w:val="18"/>
+              </w:rPr>
+              <w:t>Léger</w:t>
+            </w:r>
+          </w:p>
+        </w:tc>
+      </w:tr>
+      <w:tr>
+        <w:tc>
+          <w:tcPr>
+            <w:tcW w:type="dxa" w:w="1027"/>
+            <w:tcBorders>
+              <w:bottom w:val="single" w:sz="4" w:space="0" w:color="DFE7E3"/>
+            </w:tcBorders>
+          </w:tcPr>
+          <w:p>
+            <w:r>
+              <w:rPr>
+                <w:b w:val="0"/>
+                <w:i w:val="0"/>
+                <w:color w:val="33403B"/>
+                <w:sz w:val="18"/>
+              </w:rPr>
+              <w:t>REM-03</w:t>
+            </w:r>
+          </w:p>
+        </w:tc>
+        <w:tc>
+          <w:tcPr>
+            <w:tcW w:type="dxa" w:w="2396"/>
+            <w:tcBorders>
+              <w:bottom w:val="single" w:sz="4" w:space="0" w:color="DFE7E3"/>
+            </w:tcBorders>
+          </w:tcPr>
+          <w:p>
+            <w:r>
+              <w:rPr>
+                <w:b w:val="0"/>
+                <w:i w:val="0"/>
+                <w:color w:val="33403B"/>
+                <w:sz w:val="18"/>
+              </w:rPr>
+              <w:t>DSI</w:t>
+            </w:r>
+          </w:p>
+        </w:tc>
+        <w:tc>
+          <w:tcPr>
+            <w:tcW w:type="dxa" w:w="1711"/>
+            <w:tcBorders>
+              <w:bottom w:val="single" w:sz="4" w:space="0" w:color="DFE7E3"/>
+            </w:tcBorders>
+          </w:tcPr>
+          <w:p>
+            <w:r>
+              <w:rPr>
+                <w:b w:val="0"/>
+                <w:i w:val="0"/>
+                <w:color w:val="33403B"/>
+                <w:sz w:val="18"/>
+              </w:rPr>
+              <w:t>2026-09-01</w:t>
+            </w:r>
+          </w:p>
+        </w:tc>
+        <w:tc>
+          <w:tcPr>
+            <w:tcW w:type="dxa" w:w="1711"/>
+            <w:tcBorders>
+              <w:bottom w:val="single" w:sz="4" w:space="0" w:color="DFE7E3"/>
+            </w:tcBorders>
+          </w:tcPr>
+          <w:p>
+            <w:r>
+              <w:rPr>
+                <w:b w:val="0"/>
+                <w:i w:val="0"/>
+                <w:color w:val="33403B"/>
+                <w:sz w:val="18"/>
+              </w:rPr>
+              <w:t>En cours</w:t>
+            </w:r>
+          </w:p>
+        </w:tc>
+        <w:tc>
+          <w:tcPr>
+            <w:tcW w:type="dxa" w:w="2567"/>
+            <w:tcBorders>
+              <w:bottom w:val="single" w:sz="4" w:space="0" w:color="DFE7E3"/>
+            </w:tcBorders>
+          </w:tcPr>
+          <w:p>
+            <w:r>
+              <w:rPr>
+                <w:b w:val="0"/>
+                <w:i w:val="0"/>
+                <w:color w:val="33403B"/>
+                <w:sz w:val="18"/>
+              </w:rPr>
+              <w:t>Léger</w:t>
+            </w:r>
+          </w:p>
+        </w:tc>
+      </w:tr>
+      <w:tr>
+        <w:tc>
+          <w:tcPr>
+            <w:tcW w:type="dxa" w:w="1027"/>
+            <w:tcBorders>
+              <w:bottom w:val="single" w:sz="4" w:space="0" w:color="DFE7E3"/>
+            </w:tcBorders>
+          </w:tcPr>
+          <w:p>
+            <w:r>
+              <w:rPr>
+                <w:b w:val="0"/>
+                <w:i w:val="0"/>
+                <w:color w:val="33403B"/>
+                <w:sz w:val="18"/>
+              </w:rPr>
+              <w:t>REM-04</w:t>
+            </w:r>
+          </w:p>
+        </w:tc>
+        <w:tc>
+          <w:tcPr>
+            <w:tcW w:type="dxa" w:w="2396"/>
+            <w:tcBorders>
+              <w:bottom w:val="single" w:sz="4" w:space="0" w:color="DFE7E3"/>
+            </w:tcBorders>
+          </w:tcPr>
+          <w:p>
+            <w:r>
+              <w:rPr>
+                <w:b w:val="0"/>
+                <w:i w:val="0"/>
+                <w:color w:val="33403B"/>
+                <w:sz w:val="18"/>
+              </w:rPr>
+              <w:t>DSI</w:t>
+            </w:r>
+          </w:p>
+        </w:tc>
+        <w:tc>
+          <w:tcPr>
+            <w:tcW w:type="dxa" w:w="1711"/>
+            <w:tcBorders>
+              <w:bottom w:val="single" w:sz="4" w:space="0" w:color="DFE7E3"/>
+            </w:tcBorders>
+          </w:tcPr>
+          <w:p>
+            <w:r>
+              <w:rPr>
+                <w:b w:val="0"/>
+                <w:i w:val="0"/>
+                <w:color w:val="33403B"/>
+                <w:sz w:val="18"/>
+              </w:rPr>
+              <w:t>2026-11-30</w:t>
+            </w:r>
+          </w:p>
+        </w:tc>
+        <w:tc>
+          <w:tcPr>
+            <w:tcW w:type="dxa" w:w="1711"/>
+            <w:tcBorders>
+              <w:bottom w:val="single" w:sz="4" w:space="0" w:color="DFE7E3"/>
+            </w:tcBorders>
+          </w:tcPr>
+          <w:p>
+            <w:r>
+              <w:rPr>
+                <w:b w:val="0"/>
+                <w:i w:val="0"/>
+                <w:color w:val="33403B"/>
+                <w:sz w:val="18"/>
+              </w:rPr>
+              <w:t>À faire</w:t>
+            </w:r>
+          </w:p>
+        </w:tc>
+        <w:tc>
+          <w:tcPr>
+            <w:tcW w:type="dxa" w:w="2567"/>
+            <w:tcBorders>
+              <w:bottom w:val="single" w:sz="4" w:space="0" w:color="DFE7E3"/>
+            </w:tcBorders>
+          </w:tcPr>
+          <w:p>
+            <w:r>
+              <w:rPr>
+                <w:b w:val="0"/>
+                <w:i w:val="0"/>
+                <w:color w:val="33403B"/>
+                <w:sz w:val="18"/>
+              </w:rPr>
+              <w:t>Élevé</w:t>
+            </w:r>
+          </w:p>
+        </w:tc>
+      </w:tr>
+      <w:tr>
+        <w:tc>
+          <w:tcPr>
+            <w:tcW w:type="dxa" w:w="1027"/>
+            <w:tcBorders>
+              <w:bottom w:val="single" w:sz="4" w:space="0" w:color="DFE7E3"/>
+            </w:tcBorders>
+          </w:tcPr>
+          <w:p>
+            <w:r>
+              <w:rPr>
+                <w:b w:val="0"/>
+                <w:i w:val="0"/>
+                <w:color w:val="33403B"/>
+                <w:sz w:val="18"/>
+              </w:rPr>
+              <w:t>REM-05</w:t>
+            </w:r>
+          </w:p>
+        </w:tc>
+        <w:tc>
+          <w:tcPr>
+            <w:tcW w:type="dxa" w:w="2396"/>
+            <w:tcBorders>
+              <w:bottom w:val="single" w:sz="4" w:space="0" w:color="DFE7E3"/>
+            </w:tcBorders>
+          </w:tcPr>
+          <w:p>
+            <w:r>
+              <w:rPr>
+                <w:b w:val="0"/>
+                <w:i w:val="0"/>
+                <w:color w:val="33403B"/>
+                <w:sz w:val="18"/>
+              </w:rPr>
+              <w:t>DSI</w:t>
+            </w:r>
+          </w:p>
+        </w:tc>
+        <w:tc>
+          <w:tcPr>
+            <w:tcW w:type="dxa" w:w="1711"/>
+            <w:tcBorders>
+              <w:bottom w:val="single" w:sz="4" w:space="0" w:color="DFE7E3"/>
+            </w:tcBorders>
+          </w:tcPr>
+          <w:p>
+            <w:r>
+              <w:rPr>
+                <w:b w:val="0"/>
+                <w:i w:val="0"/>
+                <w:color w:val="33403B"/>
+                <w:sz w:val="18"/>
+              </w:rPr>
+              <w:t>2026-09-30</w:t>
+            </w:r>
+          </w:p>
+        </w:tc>
+        <w:tc>
+          <w:tcPr>
+            <w:tcW w:type="dxa" w:w="1711"/>
+            <w:tcBorders>
+              <w:bottom w:val="single" w:sz="4" w:space="0" w:color="DFE7E3"/>
+            </w:tcBorders>
+          </w:tcPr>
+          <w:p>
+            <w:r>
+              <w:rPr>
+                <w:b w:val="0"/>
+                <w:i w:val="0"/>
+                <w:color w:val="33403B"/>
+                <w:sz w:val="18"/>
+              </w:rPr>
+              <w:t>À faire</w:t>
+            </w:r>
+          </w:p>
+        </w:tc>
+        <w:tc>
+          <w:tcPr>
+            <w:tcW w:type="dxa" w:w="2567"/>
+            <w:tcBorders>
+              <w:bottom w:val="single" w:sz="4" w:space="0" w:color="DFE7E3"/>
+            </w:tcBorders>
+          </w:tcPr>
+          <w:p>
+            <w:r>
+              <w:rPr>
+                <w:b w:val="0"/>
+                <w:i w:val="0"/>
+                <w:color w:val="33403B"/>
+                <w:sz w:val="18"/>
+              </w:rPr>
+              <w:t>Négligeable</w:t>
+            </w:r>
+          </w:p>
+        </w:tc>
+      </w:tr>
+      <w:tr>
+        <w:tc>
+          <w:tcPr>
+            <w:tcW w:type="dxa" w:w="1027"/>
+            <w:tcBorders>
+              <w:bottom w:val="single" w:sz="4" w:space="0" w:color="DFE7E3"/>
+            </w:tcBorders>
+          </w:tcPr>
+          <w:p>
+            <w:r>
+              <w:rPr>
+                <w:b w:val="0"/>
+                <w:i w:val="0"/>
+                <w:color w:val="33403B"/>
+                <w:sz w:val="18"/>
+              </w:rPr>
+              <w:t>REM-06</w:t>
+            </w:r>
+          </w:p>
+        </w:tc>
+        <w:tc>
+          <w:tcPr>
+            <w:tcW w:type="dxa" w:w="2396"/>
+            <w:tcBorders>
+              <w:bottom w:val="single" w:sz="4" w:space="0" w:color="DFE7E3"/>
+            </w:tcBorders>
+          </w:tcPr>
+          <w:p>
+            <w:r>
+              <w:rPr>
+                <w:b w:val="0"/>
+                <w:i w:val="0"/>
+                <w:color w:val="33403B"/>
+                <w:sz w:val="18"/>
+              </w:rPr>
+              <w:t>Direction Générale</w:t>
+            </w:r>
+          </w:p>
+        </w:tc>
+        <w:tc>
+          <w:tcPr>
+            <w:tcW w:type="dxa" w:w="1711"/>
+            <w:tcBorders>
+              <w:bottom w:val="single" w:sz="4" w:space="0" w:color="DFE7E3"/>
+            </w:tcBorders>
+          </w:tcPr>
+          <w:p>
+            <w:r>
+              <w:rPr>
+                <w:b w:val="0"/>
+                <w:i w:val="0"/>
+                <w:color w:val="33403B"/>
+                <w:sz w:val="18"/>
+              </w:rPr>
+              <w:t>2026-10-15</w:t>
+            </w:r>
+          </w:p>
+        </w:tc>
+        <w:tc>
+          <w:tcPr>
+            <w:tcW w:type="dxa" w:w="1711"/>
+            <w:tcBorders>
+              <w:bottom w:val="single" w:sz="4" w:space="0" w:color="DFE7E3"/>
+            </w:tcBorders>
+          </w:tcPr>
+          <w:p>
+            <w:r>
+              <w:rPr>
+                <w:b w:val="0"/>
+                <w:i w:val="0"/>
+                <w:color w:val="33403B"/>
+                <w:sz w:val="18"/>
+              </w:rPr>
+              <w:t>À faire</w:t>
+            </w:r>
+          </w:p>
+        </w:tc>
+        <w:tc>
+          <w:tcPr>
+            <w:tcW w:type="dxa" w:w="2567"/>
+            <w:tcBorders>
+              <w:bottom w:val="single" w:sz="4" w:space="0" w:color="DFE7E3"/>
+            </w:tcBorders>
+          </w:tcPr>
+          <w:p>
+            <w:r>
+              <w:rPr>
+                <w:b w:val="0"/>
+                <w:i w:val="0"/>
+                <w:color w:val="33403B"/>
+                <w:sz w:val="18"/>
+              </w:rPr>
+              <w:t>Négligeable</w:t>
+            </w:r>
+          </w:p>
+        </w:tc>
+      </w:tr>
+      <w:tr>
+        <w:tc>
+          <w:tcPr>
+            <w:tcW w:type="dxa" w:w="1027"/>
+            <w:tcBorders>
+              <w:bottom w:val="single" w:sz="4" w:space="0" w:color="DFE7E3"/>
+            </w:tcBorders>
+          </w:tcPr>
+          <w:p>
+            <w:r>
+              <w:rPr>
+                <w:b w:val="0"/>
+                <w:i w:val="0"/>
+                <w:color w:val="33403B"/>
+                <w:sz w:val="18"/>
+              </w:rPr>
+              <w:t>REM-07</w:t>
+            </w:r>
+          </w:p>
+        </w:tc>
+        <w:tc>
+          <w:tcPr>
+            <w:tcW w:type="dxa" w:w="2396"/>
+            <w:tcBorders>
+              <w:bottom w:val="single" w:sz="4" w:space="0" w:color="DFE7E3"/>
+            </w:tcBorders>
+          </w:tcPr>
+          <w:p>
+            <w:r>
+              <w:rPr>
+                <w:b w:val="0"/>
+                <w:i w:val="0"/>
+                <w:color w:val="33403B"/>
+                <w:sz w:val="18"/>
+              </w:rPr>
+              <w:t>RSSI</w:t>
+            </w:r>
+          </w:p>
+        </w:tc>
+        <w:tc>
+          <w:tcPr>
+            <w:tcW w:type="dxa" w:w="1711"/>
+            <w:tcBorders>
+              <w:bottom w:val="single" w:sz="4" w:space="0" w:color="DFE7E3"/>
+            </w:tcBorders>
+          </w:tcPr>
+          <w:p>
+            <w:r>
+              <w:rPr>
+                <w:b w:val="0"/>
+                <w:i w:val="0"/>
+                <w:color w:val="33403B"/>
+                <w:sz w:val="18"/>
+              </w:rPr>
+              <w:t>2026-12-15</w:t>
+            </w:r>
+          </w:p>
+        </w:tc>
+        <w:tc>
+          <w:tcPr>
+            <w:tcW w:type="dxa" w:w="1711"/>
+            <w:tcBorders>
+              <w:bottom w:val="single" w:sz="4" w:space="0" w:color="DFE7E3"/>
+            </w:tcBorders>
+          </w:tcPr>
+          <w:p>
+            <w:r>
+              <w:rPr>
+                <w:b w:val="0"/>
+                <w:i w:val="0"/>
+                <w:color w:val="33403B"/>
+                <w:sz w:val="18"/>
+              </w:rPr>
+              <w:t>À faire</w:t>
+            </w:r>
+          </w:p>
+        </w:tc>
+        <w:tc>
+          <w:tcPr>
+            <w:tcW w:type="dxa" w:w="2567"/>
+            <w:tcBorders>
+              <w:bottom w:val="single" w:sz="4" w:space="0" w:color="DFE7E3"/>
+            </w:tcBorders>
+          </w:tcPr>
+          <w:p>
+            <w:r>
+              <w:rPr>
+                <w:b w:val="0"/>
+                <w:i w:val="0"/>
+                <w:color w:val="33403B"/>
+                <w:sz w:val="18"/>
+              </w:rPr>
+              <w:t>Moyen</w:t>
+            </w:r>
+          </w:p>
+        </w:tc>
+      </w:tr>
+      <w:tr>
+        <w:tc>
+          <w:tcPr>
+            <w:tcW w:type="dxa" w:w="1027"/>
+            <w:tcBorders>
+              <w:bottom w:val="single" w:sz="4" w:space="0" w:color="DFE7E3"/>
+            </w:tcBorders>
+          </w:tcPr>
+          <w:p>
+            <w:r>
+              <w:rPr>
+                <w:b w:val="0"/>
+                <w:i w:val="0"/>
+                <w:color w:val="33403B"/>
+                <w:sz w:val="18"/>
+              </w:rPr>
+              <w:t>REM-08</w:t>
+            </w:r>
+          </w:p>
+        </w:tc>
+        <w:tc>
+          <w:tcPr>
+            <w:tcW w:type="dxa" w:w="2396"/>
+            <w:tcBorders>
+              <w:bottom w:val="single" w:sz="4" w:space="0" w:color="DFE7E3"/>
+            </w:tcBorders>
+          </w:tcPr>
+          <w:p>
+            <w:r>
+              <w:rPr>
+                <w:b w:val="0"/>
+                <w:i w:val="0"/>
+                <w:color w:val="33403B"/>
+                <w:sz w:val="18"/>
+              </w:rPr>
+              <w:t>RSSI</w:t>
+            </w:r>
+          </w:p>
+        </w:tc>
+        <w:tc>
+          <w:tcPr>
+            <w:tcW w:type="dxa" w:w="1711"/>
+            <w:tcBorders>
+              <w:bottom w:val="single" w:sz="4" w:space="0" w:color="DFE7E3"/>
+            </w:tcBorders>
+          </w:tcPr>
+          <w:p>
+            <w:r>
+              <w:rPr>
+                <w:b w:val="0"/>
+                <w:i w:val="0"/>
+                <w:color w:val="33403B"/>
+                <w:sz w:val="18"/>
+              </w:rPr>
+              <w:t>2026-10-01</w:t>
+            </w:r>
+          </w:p>
+        </w:tc>
+        <w:tc>
+          <w:tcPr>
+            <w:tcW w:type="dxa" w:w="1711"/>
+            <w:tcBorders>
+              <w:bottom w:val="single" w:sz="4" w:space="0" w:color="DFE7E3"/>
+            </w:tcBorders>
+          </w:tcPr>
+          <w:p>
+            <w:r>
+              <w:rPr>
+                <w:b w:val="0"/>
+                <w:i w:val="0"/>
+                <w:color w:val="33403B"/>
+                <w:sz w:val="18"/>
+              </w:rPr>
+              <w:t>À faire</w:t>
+            </w:r>
+          </w:p>
+        </w:tc>
+        <w:tc>
+          <w:tcPr>
+            <w:tcW w:type="dxa" w:w="2567"/>
+            <w:tcBorders>
+              <w:bottom w:val="single" w:sz="4" w:space="0" w:color="DFE7E3"/>
+            </w:tcBorders>
+          </w:tcPr>
+          <w:p>
+            <w:r>
+              <w:rPr>
+                <w:b w:val="0"/>
+                <w:i w:val="0"/>
+                <w:color w:val="33403B"/>
+                <w:sz w:val="18"/>
+              </w:rPr>
+              <w:t>Négligeable</w:t>
             </w:r>
           </w:p>
         </w:tc>
@@ -8625,7 +10053,7 @@
         <w:color w:val="33403B"/>
         <w:sz w:val="13"/>
       </w:rPr>
-      <w:t>Empreinte SHA-256 de l'état de la mission à l'édition : be7b83a3386e9466227d8fc1dc3dc08973672f46b8ba0db1246997f7722e2e6b</w:t>
+      <w:t>Empreinte SHA-256 de l'état de la mission à l'édition : b74a86b53875b57c1a939c4a3399b4add2a26263c49b95e3f621b4069c7ebd63</w:t>
     </w:r>
   </w:p>
   <w:p>

--- a/docs/exemples/conseil/05-rapport-d-audit.docx
+++ b/docs/exemples/conseil/05-rapport-d-audit.docx
@@ -10053,7 +10053,7 @@
         <w:color w:val="33403B"/>
         <w:sz w:val="13"/>
       </w:rPr>
-      <w:t>Empreinte SHA-256 de l'état de la mission à l'édition : b74a86b53875b57c1a939c4a3399b4add2a26263c49b95e3f621b4069c7ebd63</w:t>
+      <w:t>Empreinte SHA-256 de l'état de la mission à l'édition : 143dfce57d167905bbe2b6cf363f1f64f3ee118732de9c36683e1622a5bb2e87</w:t>
     </w:r>
   </w:p>
   <w:p>

--- a/docs/exemples/conseil/05-rapport-d-audit.docx
+++ b/docs/exemples/conseil/05-rapport-d-audit.docx
@@ -274,7 +274,7 @@
                 <w:color w:val="EAF4F0"/>
                 <w:sz w:val="17"/>
               </w:rPr>
-              <w:t>30/07/2026</w:t>
+              <w:t>31/07/2026</w:t>
             </w:r>
           </w:p>
           <w:p>
@@ -3330,6 +3330,31 @@
           <w:color w:val="0C2317"/>
           <w:sz w:val="21"/>
         </w:rPr>
+        <w:t>4.1bis Registre des violations de données (RGPD Art. 33-34)</w:t>
+      </w:r>
+    </w:p>
+    <w:p>
+      <w:r>
+        <w:rPr>
+          <w:b w:val="0"/>
+          <w:i/>
+          <w:color w:val="6B7F78"/>
+          <w:sz w:val="18"/>
+        </w:rPr>
+        <w:t>Aucune violation de données n'a été constatée sur cette mission.</w:t>
+      </w:r>
+    </w:p>
+    <w:p>
+      <w:pPr>
+        <w:spacing w:before="200" w:after="40"/>
+      </w:pPr>
+      <w:r>
+        <w:rPr>
+          <w:b/>
+          <w:i w:val="0"/>
+          <w:color w:val="0C2317"/>
+          <w:sz w:val="21"/>
+        </w:rPr>
         <w:t>4.2 Analyse d'impact — les quatre volets</w:t>
       </w:r>
     </w:p>
@@ -9871,7 +9896,7 @@
           <w:color w:val="33403B"/>
           <w:sz w:val="19"/>
         </w:rPr>
-        <w:t>Les constats figurant dans le présent rapport reposent exclusivement sur les éléments communiqués par Vernier Composites SAS et sur les preuves collectées à la date du 30/07/2026, dans le périmètre défini au chapitre 2. Les déclarations recueillies auprès des interlocuteurs n'ont fait l'objet d'une vérification technique que lorsque la colonne « Preuve » le mentionne explicitement. Le présent rapport constitue une évaluation à un instant donné et ne saurait valoir garantie d'absence de vulnérabilité ni de conformité future, le niveau de sécurité évoluant avec le système d'information et l'état de la menace.</w:t>
+        <w:t>Les constats figurant dans le présent rapport reposent exclusivement sur les éléments communiqués par Vernier Composites SAS et sur les preuves collectées à la date du 31/07/2026, dans le périmètre défini au chapitre 2. Les déclarations recueillies auprès des interlocuteurs n'ont fait l'objet d'une vérification technique que lorsque la colonne « Preuve » le mentionne explicitement. Le présent rapport constitue une évaluation à un instant donné et ne saurait valoir garantie d'absence de vulnérabilité ni de conformité future, le niveau de sécurité évoluant avec le système d'information et l'état de la menace.</w:t>
       </w:r>
     </w:p>
     <w:p>
@@ -10053,7 +10078,7 @@
         <w:color w:val="33403B"/>
         <w:sz w:val="13"/>
       </w:rPr>
-      <w:t>Empreinte SHA-256 de l'état de la mission à l'édition : 143dfce57d167905bbe2b6cf363f1f64f3ee118732de9c36683e1622a5bb2e87</w:t>
+      <w:t>Empreinte SHA-256 de l'état de la mission à l'édition : 3f8c7353af2c4f522229844da36ed26930d954c9c089d7d0acb546d16be17ec5</w:t>
     </w:r>
   </w:p>
   <w:p>

--- a/docs/exemples/conseil/05-rapport-d-audit.docx
+++ b/docs/exemples/conseil/05-rapport-d-audit.docx
@@ -10078,7 +10078,7 @@
         <w:color w:val="33403B"/>
         <w:sz w:val="13"/>
       </w:rPr>
-      <w:t>Empreinte SHA-256 de l'état de la mission à l'édition : 3f8c7353af2c4f522229844da36ed26930d954c9c089d7d0acb546d16be17ec5</w:t>
+      <w:t>Empreinte SHA-256 de l'état de la mission à l'édition : 3f13820ef901ac4680d862d6e113c1c9e43cdc87a055423bf6e3d5c0c1e27177</w:t>
     </w:r>
   </w:p>
   <w:p>
